--- a/图书情报平台实训交付-优化版/library_platform/技术文档.docx
+++ b/图书情报平台实训交付-优化版/library_platform/技术文档.docx
@@ -89,162 +89,19 @@
         <w:t>组内分工</w:t>
       </w:r>
     </w:p>
-    <w:tbl>
-      <w:tblPr>
-        <w:tblStyle w:val="LightGrid-Accent1"/>
-        <w:tblW w:type="auto" w:w="0"/>
-        <w:jc w:val="center"/>
-        <w:tblLook w:firstColumn="1" w:firstRow="1" w:lastColumn="0" w:lastRow="0" w:noHBand="0" w:noVBand="1" w:val="04A0"/>
-      </w:tblPr>
-      <w:tblGrid>
-        <w:gridCol w:w="4592"/>
-        <w:gridCol w:w="4592"/>
-      </w:tblGrid>
-      <w:tr>
-        <w:tc>
-          <w:tcPr>
-            <w:tcW w:type="dxa" w:w="1701"/>
-            <w:shd w:fill="264653"/>
-          </w:tcPr>
-          <w:p>
-            <w:r/>
-            <w:r>
-              <w:rPr>
-                <w:rFonts w:ascii="黑体" w:hAnsi="黑体" w:eastAsia="黑体"/>
-                <w:b/>
-                <w:color w:val="FFFFFF"/>
-                <w:sz w:val="19"/>
-              </w:rPr>
-              <w:t>成员</w:t>
-            </w:r>
-          </w:p>
-        </w:tc>
-        <w:tc>
-          <w:tcPr>
-            <w:tcW w:type="dxa" w:w="7370"/>
-            <w:shd w:fill="264653"/>
-          </w:tcPr>
-          <w:p>
-            <w:r/>
-            <w:r>
-              <w:rPr>
-                <w:rFonts w:ascii="黑体" w:hAnsi="黑体" w:eastAsia="黑体"/>
-                <w:b/>
-                <w:color w:val="FFFFFF"/>
-                <w:sz w:val="19"/>
-              </w:rPr>
-              <w:t>负责内容</w:t>
-            </w:r>
-          </w:p>
-        </w:tc>
-      </w:tr>
-      <w:tr>
-        <w:tc>
-          <w:tcPr>
-            <w:tcW w:type="dxa" w:w="1701"/>
-          </w:tcPr>
-          <w:p>
-            <w:r/>
-            <w:r>
-              <w:rPr>
-                <w:rFonts w:ascii="宋体" w:hAnsi="宋体" w:eastAsia="宋体"/>
-                <w:b w:val="0"/>
-                <w:sz w:val="19"/>
-              </w:rPr>
-              <w:t>成员 A</w:t>
-            </w:r>
-          </w:p>
-        </w:tc>
-        <w:tc>
-          <w:tcPr>
-            <w:tcW w:type="dxa" w:w="7370"/>
-          </w:tcPr>
-          <w:p>
-            <w:r/>
-            <w:r>
-              <w:rPr>
-                <w:rFonts w:ascii="宋体" w:hAnsi="宋体" w:eastAsia="宋体"/>
-                <w:b w:val="0"/>
-                <w:sz w:val="19"/>
-              </w:rPr>
-              <w:t>任务一环境部署、任务二建库与数据导入</w:t>
-            </w:r>
-          </w:p>
-        </w:tc>
-      </w:tr>
-      <w:tr>
-        <w:tc>
-          <w:tcPr>
-            <w:tcW w:type="dxa" w:w="1701"/>
-          </w:tcPr>
-          <w:p>
-            <w:r/>
-            <w:r>
-              <w:rPr>
-                <w:rFonts w:ascii="宋体" w:hAnsi="宋体" w:eastAsia="宋体"/>
-                <w:b w:val="0"/>
-                <w:sz w:val="19"/>
-              </w:rPr>
-              <w:t>成员 B</w:t>
-            </w:r>
-          </w:p>
-        </w:tc>
-        <w:tc>
-          <w:tcPr>
-            <w:tcW w:type="dxa" w:w="7370"/>
-          </w:tcPr>
-          <w:p>
-            <w:r/>
-            <w:r>
-              <w:rPr>
-                <w:rFonts w:ascii="宋体" w:hAnsi="宋体" w:eastAsia="宋体"/>
-                <w:b w:val="0"/>
-                <w:sz w:val="19"/>
-              </w:rPr>
-              <w:t>任务三检索与更新删除、任务四聚合与索引</w:t>
-            </w:r>
-          </w:p>
-        </w:tc>
-      </w:tr>
-      <w:tr>
-        <w:tc>
-          <w:tcPr>
-            <w:tcW w:type="dxa" w:w="1701"/>
-          </w:tcPr>
-          <w:p>
-            <w:r/>
-            <w:r>
-              <w:rPr>
-                <w:rFonts w:ascii="宋体" w:hAnsi="宋体" w:eastAsia="宋体"/>
-                <w:b w:val="0"/>
-                <w:sz w:val="19"/>
-              </w:rPr>
-              <w:t>成员 C</w:t>
-            </w:r>
-          </w:p>
-        </w:tc>
-        <w:tc>
-          <w:tcPr>
-            <w:tcW w:type="dxa" w:w="7370"/>
-          </w:tcPr>
-          <w:p>
-            <w:r/>
-            <w:r>
-              <w:rPr>
-                <w:rFonts w:ascii="宋体" w:hAnsi="宋体" w:eastAsia="宋体"/>
-                <w:b w:val="0"/>
-                <w:sz w:val="19"/>
-              </w:rPr>
-              <w:t>任务五 PyMongo 程序开发、任务六 Compass 核对与文档整理</w:t>
-            </w:r>
-          </w:p>
-        </w:tc>
-      </w:tr>
-    </w:tbl>
     <w:p>
       <w:pPr>
-        <w:spacing w:after="40"/>
+        <w:spacing w:line="336" w:lineRule="auto" w:after="40"/>
+        <w:ind w:firstLine="420"/>
       </w:pPr>
+      <w:r>
+        <w:rPr>
+          <w:rFonts w:ascii="宋体" w:hAnsi="宋体" w:eastAsia="宋体"/>
+          <w:b w:val="0"/>
+          <w:sz w:val="21"/>
+        </w:rPr>
+        <w:t>本项目由白岩松独自完成，独立承担任务一至任务六全部工作：环境部署、建库与数据导入、条件检索与更新删除、聚合统计与索引优化、PyMongo 程序开发、权限验证与文档整理。</w:t>
+      </w:r>
     </w:p>
     <w:p>
       <w:pPr>
@@ -640,7 +497,7 @@
                 <w:b w:val="0"/>
                 <w:sz w:val="19"/>
               </w:rPr>
-              <w:t>66→24*</w:t>
+              <w:t>66→52*</w:t>
             </w:r>
           </w:p>
         </w:tc>
@@ -860,7 +717,7 @@
           <w:b w:val="0"/>
           <w:sz w:val="21"/>
         </w:rPr>
-        <w:t>* borrow_logs 导入 66 条流水；时间序列集合设置 expireAfterSeconds=63072000（2 年自动过期）。系统当前为 2026-10，TTL 后台任务自动清理了 2024-10 之前的历史借阅记录，实际剩余 24 条（2024 年 6 条 + 2025 年 18 条），属预期生命周期行为；任务三 D1/D2 删除演示后再减为 18 条。</w:t>
+        <w:t>* borrow_logs 导入 66 条流水；时间序列集合设置 expireAfterSeconds=157680000（5 年自动过期）。借阅日期分布在 2023—2025 年，系统当前为 2026-10，5 年保留期完整覆盖全部数据，TTL 不清理任何记录，导入即 66 条。任务三 D1/D2 删除演示后再删 1 条已归还 + 13 条逾期，变为 52 条。</w:t>
       </w:r>
     </w:p>
     <w:p>
@@ -880,7 +737,7 @@
         <w:br/>
         <w:t>db.createCollection("borrow_logs",{timeseries:{timeField:"borrow_date",</w:t>
         <w:br/>
-        <w:t xml:space="preserve">  metaField:"reader_card",granularity:"hours"},expireAfterSeconds:63072000});</w:t>
+        <w:t xml:space="preserve">  metaField:"reader_card",granularity:"hours"},expireAfterSeconds:157680000});</w:t>
         <w:br/>
         <w:t>db.createCollection("book_in_stock",{viewOn:"books",</w:t>
         <w:br/>
@@ -2361,7 +2218,7 @@
           <w:b w:val="0"/>
           <w:sz w:val="21"/>
         </w:rPr>
-        <w:t>更新删除：U1 指定书库存 -5（$inc）；U2 经济管理类 9 折（$mul，matched=3）；U3 $currentDate 写时间戳；U4 $unset 删除某书 tags；D1 删 1 条已归还记录；D2 先预览 5 条逾期记录后 deleteMany 删除；D3 replaceOne 整体替换读者信息（保留 _id）。注：borrow_logs 为时间序列集合，D1/D2 依赖 MongoDB 7.0 放开的时间序列删除限制。</w:t>
+        <w:t>更新删除：U1 指定书库存 -5（$inc）；U2 经济管理类 9 折（$mul，matched=3）；U3 $currentDate 写时间戳；U4 $unset 删除某书 tags；D1 删 1 条已归还记录；D2 用 deleteMany 删除全部 13 条逾期记录；D3 replaceOne 整体替换读者信息（保留 _id）。注：borrow_logs 为时间序列集合，D1/D2 依赖 MongoDB 7.0 放开的时间序列删除限制。</w:t>
       </w:r>
     </w:p>
     <w:p>
@@ -2375,7 +2232,7 @@
           <w:color w:val="2A6D63"/>
           <w:sz w:val="23"/>
         </w:rPr>
-        <w:t>3.2 聚合统计结果（任务四 A1-A9，TTL 后 24 条借阅流水口径）</w:t>
+        <w:t>3.2 聚合统计结果（任务四 A1-A9，D1/D2 后 52 条借阅流水口径）</w:t>
       </w:r>
     </w:p>
     <w:p>
@@ -2459,7 +2316,7 @@
           <w:b w:val="0"/>
           <w:sz w:val="21"/>
         </w:rPr>
-        <w:t>· A6 按年借阅量：2024 年 6 条、2025 年 18 条（$dateToString 格式化）。</w:t>
+        <w:t>· A6 按年借阅量：2023 年 15 条、2024 年 23 条、2025 年 14 条（$dateToString 格式化）。</w:t>
       </w:r>
     </w:p>
     <w:p>
@@ -2473,7 +2330,7 @@
           <w:b w:val="0"/>
           <w:sz w:val="21"/>
         </w:rPr>
-        <w:t>· A7 活跃读者 Top5：R20240005(3)、R20240008(3)、R20240015(2)、R20240002(2)、R20240001(2)。</w:t>
+        <w:t>· A7 活跃读者 Top5：R20240001(4)、R20240016(4)、R20240009(4)、R20240002(4)、R20240005(3)。</w:t>
       </w:r>
     </w:p>
     <w:p>
@@ -2487,7 +2344,7 @@
           <w:b w:val="0"/>
           <w:sz w:val="21"/>
         </w:rPr>
-        <w:t>· A8 $lookup 关联读者，学院借阅排行：数学与统计 5、经济管理 5、计算机 5、文学院 4、外国语 3、管理 2（共 24）。</w:t>
+        <w:t>· A8 $lookup 关联读者，学院借阅排行：计算机 13、数学与统计 9、文学 9、管理 7、外国语 7、经济管理 7（共 52）。</w:t>
       </w:r>
     </w:p>
     <w:p>
@@ -2834,7 +2691,7 @@
           <w:b w:val="0"/>
           <w:sz w:val="21"/>
         </w:rPr>
-        <w:t>共 6 个源文件：mongodb_connect.py（连接封装）、book_manager.py、reader_manager.py、borrow_manager.py、stat_manager.py、main.py。启动时打印连接状态与三集合文档数；菜单含 9 个功能项，覆盖检索、评分排行、分类统计、借阅趋势、畅销榜、读者分布、新增、借阅、归还；每次变更打印受影响文档数，无结果给出提示，退出前关闭连接。实测启动显示 books 20、readers 16、borrow_logs 24（TTL 后）。</w:t>
+        <w:t>共 6 个源文件：mongodb_connect.py（连接封装）、book_manager.py、reader_manager.py、borrow_manager.py、stat_manager.py、main.py。启动时打印连接状态与三集合文档数；菜单含 9 个功能项，覆盖检索、评分排行、分类统计、借阅趋势、畅销榜、读者分布、新增、借阅、归还；每次变更打印受影响文档数，无结果给出提示，退出前关闭连接。实测启动显示 books 20、readers 16、borrow_logs 52（D1/D2 后）。</w:t>
       </w:r>
     </w:p>
     <w:p>
@@ -2890,7 +2747,7 @@
           <w:b w:val="0"/>
           <w:sz w:val="21"/>
         </w:rPr>
-        <w:t>· 时间序列集合“数据变少”：导入 66 条后统计只剩 24 条，排查为 2 年 TTL 自动清理 2024-10 前记录；D1/D2 删除演示后再减为 18 条，均属预期行为，非 bug。</w:t>
+        <w:t>· 时间序列集合“数据变少”：最初 borrow_logs 只能查到 26 条，与导入的 66 条不符。排查为 2 年 TTL（expireAfterSeconds=63072000）自动清理了 2024-10 前记录；按要求改为 5 年保留期（157680000），重建集合重新导入后 66 条全部保留。这是生命周期参数设置问题，非操作错误。</w:t>
       </w:r>
     </w:p>
     <w:p>
